--- a/data/ai_paras/AI_para_162.docx
+++ b/data/ai_paras/AI_para_162.docx
@@ -4,7 +4,7 @@
   <w:body>
     <w:p>
       <w:r>
-        <w:t>Reflecting on my participation in the debate activity during Module 5 has illuminated both my strengths and weaknesses within team settings, through the lens of Freudian insights. One strength that emerged was my ability to navigate group dynamics effectively, which can be attributed to an awareness of unconscious motivations influencing team interactions (Brown and Garcia). Understanding the unconscious mind provided a framework for interpreting non-verbal cues and underlying tensions, allowing for more harmonious collaboration. However, a notable weakness was my tendency to engage in rationalization, often justifying my own contributions while overlooking areas for improvement, as described by Knoll and colleagues (Brown and Garcia). This realization has prompted a more introspective approach, recognizing the need to address these defense mechanisms to enhance personal and group efficacy.</w:t>
+        <w:t>Reflecting on my personal learning experiences related to psychoanalysis has offered profound insights into the complexities of human behavior. A significant takeaway from studying Freudian theories is the concept of the unconscious mind, which posits that much of human behavior is influenced by mental processes that occur outside of conscious awareness (Ref-u804246). This understanding has reshaped my perspective on personal interactions, revealing how unconscious motivations can drive seemingly inexplicable actions. Additionally, exploring defense mechanisms, such as rationalization, has provided clarity on how individuals justify behaviors to align with their self-perceptions, often without conscious realization (Ref-u804246). These insights have not only deepened my comprehension of psychoanalytic theory but have also enhanced my ability to identify and analyze these phenomena in real-world contexts, enriching my academic and personal growth.</w:t>
       </w:r>
     </w:p>
     <w:sectPr>
